--- a/小野町_引継ぎ_整理済/05_参考過程/04_combined_plan_initial.docx
+++ b/小野町_引継ぎ_整理済/05_参考過程/04_combined_plan_initial.docx
@@ -236,14 +236,15 @@
             <w:pPr>
               <w:jc w:val="left"/>
             </w:pPr>
-            <w:r/>
+            <w:r>
+              <w:t>他町村の案件3件での整理と同様に、地域課題、対応策、実施主体、財源候補、成果指標、見込量接続を一体で整理します。</w:t>
+            </w:r>
             <w:r>
               <w:rPr>
                 <w:rFonts w:ascii="Meiryo" w:hAnsi="Meiryo" w:eastAsia="Meiryo"/>
                 <w:b w:val="0"/>
                 <w:sz w:val="16"/>
               </w:rPr>
-              <w:t>北塩原村、川崎町、金ヶ崎町での整理と同様に、地域課題、対応策、実施主体、財源候補、成果指標、見込量接続を一体で整理します。</w:t>
             </w:r>
           </w:p>
         </w:tc>
